--- a/downloads/u7/u7-notes.docx
+++ b/downloads/u7/u7-notes.docx
@@ -1120,11 +1120,11 @@
         <w:tblLook w:firstRow="1" w:lastRow="0" w:firstColumn="0" w:lastColumn="0" w:noHBand="0" w:noVBand="0" w:val="0020"/>
       </w:tblPr>
       <w:tblGrid>
-        <w:gridCol w:w="754"/>
-        <w:gridCol w:w="1005"/>
-        <w:gridCol w:w="2262"/>
-        <w:gridCol w:w="2262"/>
-        <w:gridCol w:w="1634"/>
+        <w:gridCol w:w="1819"/>
+        <w:gridCol w:w="1177"/>
+        <w:gridCol w:w="2996"/>
+        <w:gridCol w:w="1070"/>
+        <w:gridCol w:w="856"/>
       </w:tblGrid>
       <w:tr>
         <w:trPr>
@@ -1171,7 +1171,7 @@
           <w:p>
             <w:pPr>
               <w:pStyle w:val="Compact"/>
-              <w:jc w:val="left"/>
+              <w:jc w:val="center"/>
             </w:pPr>
             <w:r>
               <w:t xml:space="preserve">Where it appears</w:t>
@@ -1229,7 +1229,7 @@
           <w:p>
             <w:pPr>
               <w:pStyle w:val="Compact"/>
-              <w:jc w:val="left"/>
+              <w:jc w:val="center"/>
             </w:pPr>
             <w:r>
               <w:t xml:space="preserve">3.1</w:t>
@@ -1309,7 +1309,7 @@
           <w:p>
             <w:pPr>
               <w:pStyle w:val="Compact"/>
-              <w:jc w:val="left"/>
+              <w:jc w:val="center"/>
             </w:pPr>
             <w:r>
               <w:t xml:space="preserve">3.2</w:t>
@@ -1382,7 +1382,7 @@
           <w:p>
             <w:pPr>
               <w:pStyle w:val="Compact"/>
-              <w:jc w:val="left"/>
+              <w:jc w:val="center"/>
             </w:pPr>
             <w:r>
               <w:t xml:space="preserve">3.2</w:t>
@@ -1454,7 +1454,7 @@
           <w:p>
             <w:pPr>
               <w:pStyle w:val="Compact"/>
-              <w:jc w:val="left"/>
+              <w:jc w:val="center"/>
             </w:pPr>
             <w:r>
               <w:t xml:space="preserve">3.3</w:t>
@@ -1512,7 +1512,7 @@
           <w:p>
             <w:pPr>
               <w:pStyle w:val="Compact"/>
-              <w:jc w:val="left"/>
+              <w:jc w:val="center"/>
             </w:pPr>
             <w:r>
               <w:t xml:space="preserve">3.3</w:t>
@@ -1576,7 +1576,7 @@
           <w:p>
             <w:pPr>
               <w:pStyle w:val="Compact"/>
-              <w:jc w:val="left"/>
+              <w:jc w:val="center"/>
             </w:pPr>
             <w:r>
               <w:t xml:space="preserve">3.3</w:t>
@@ -1634,7 +1634,7 @@
           <w:p>
             <w:pPr>
               <w:pStyle w:val="Compact"/>
-              <w:jc w:val="left"/>
+              <w:jc w:val="center"/>
             </w:pPr>
             <w:r>
               <w:t xml:space="preserve">3.3</w:t>
@@ -1698,7 +1698,7 @@
           <w:p>
             <w:pPr>
               <w:pStyle w:val="Compact"/>
-              <w:jc w:val="left"/>
+              <w:jc w:val="center"/>
             </w:pPr>
             <w:r>
               <w:t xml:space="preserve">3.3</w:t>
@@ -1756,7 +1756,7 @@
           <w:p>
             <w:pPr>
               <w:pStyle w:val="Compact"/>
-              <w:jc w:val="left"/>
+              <w:jc w:val="center"/>
             </w:pPr>
             <w:r>
               <w:t xml:space="preserve">3.3</w:t>
@@ -1814,7 +1814,7 @@
           <w:p>
             <w:pPr>
               <w:pStyle w:val="Compact"/>
-              <w:jc w:val="left"/>
+              <w:jc w:val="center"/>
             </w:pPr>
             <w:r>
               <w:t xml:space="preserve">3.4</w:t>
@@ -1878,7 +1878,7 @@
           <w:p>
             <w:pPr>
               <w:pStyle w:val="Compact"/>
-              <w:jc w:val="left"/>
+              <w:jc w:val="center"/>
             </w:pPr>
             <w:r>
               <w:t xml:space="preserve">3.4</w:t>
@@ -1936,7 +1936,7 @@
           <w:p>
             <w:pPr>
               <w:pStyle w:val="Compact"/>
-              <w:jc w:val="left"/>
+              <w:jc w:val="center"/>
             </w:pPr>
             <w:r>
               <w:t xml:space="preserve">3.4</w:t>
@@ -1994,7 +1994,7 @@
           <w:p>
             <w:pPr>
               <w:pStyle w:val="Compact"/>
-              <w:jc w:val="left"/>
+              <w:jc w:val="center"/>
             </w:pPr>
             <w:r>
               <w:t xml:space="preserve">3.4</w:t>
@@ -2052,7 +2052,7 @@
           <w:p>
             <w:pPr>
               <w:pStyle w:val="Compact"/>
-              <w:jc w:val="left"/>
+              <w:jc w:val="center"/>
             </w:pPr>
             <w:r>
               <w:t xml:space="preserve">3.4</w:t>
@@ -2110,7 +2110,7 @@
           <w:p>
             <w:pPr>
               <w:pStyle w:val="Compact"/>
-              <w:jc w:val="left"/>
+              <w:jc w:val="center"/>
             </w:pPr>
             <w:r>
               <w:t xml:space="preserve">3.3</w:t>
@@ -5246,7 +5246,7 @@
         <w:t xml:space="preserve"> </w:t>
       </w:r>
       <w:r>
-        <w:t xml:space="preserve">label with probability 0.1 during training, which is needed for guidance (Section 3.3.2). I trained it for 30{,}000 steps (batch 512, 199 seconds on a laptop CPU); the final loss was</w:t>
+        <w:t xml:space="preserve">label with probability 0.1 during training, which is needed for guidance (Section 3.3.2). I trained it for 30,000 steps (batch 512, 199 seconds on a laptop CPU); the final loss was</w:t>
       </w:r>
       <w:r>
         <w:t xml:space="preserve"> </w:t>
@@ -8004,87 +8004,6 @@
             <m:rPr>
               <m:sty m:val="p"/>
             </m:rPr>
-            <m:t>,</m:t>
-          </m:r>
-          <m:r>
-            <m:t>  </m:t>
-          </m:r>
-          <m:sSub>
-            <m:e>
-              <m:acc>
-                <m:accPr>
-                  <m:chr m:val="‾"/>
-                </m:accPr>
-                <m:e>
-                  <m:r>
-                    <m:t>α</m:t>
-                  </m:r>
-                </m:e>
-              </m:acc>
-            </m:e>
-            <m:sub>
-              <m:sSup>
-                <m:e>
-                  <m:r>
-                    <m:t>t</m:t>
-                  </m:r>
-                </m:e>
-                <m:sup>
-                  <m:r>
-                    <m:rPr>
-                      <m:sty m:val="p"/>
-                    </m:rPr>
-                    <m:t>′</m:t>
-                  </m:r>
-                </m:sup>
-              </m:sSup>
-            </m:sub>
-          </m:sSub>
-          <m:r>
-            <m:rPr>
-              <m:sty m:val="p"/>
-            </m:rPr>
-            <m:t>=</m:t>
-          </m:r>
-          <m:r>
-            <m:t>1</m:t>
-          </m:r>
-          <m:r>
-            <m:rPr>
-              <m:nor/>
-              <m:sty m:val="p"/>
-            </m:rPr>
-            <m:t> at the end (so the last output is </m:t>
-          </m:r>
-          <m:sSub>
-            <m:e>
-              <m:acc>
-                <m:accPr>
-                  <m:chr m:val="̂"/>
-                </m:accPr>
-                <m:e>
-                  <m:r>
-                    <m:t>x</m:t>
-                  </m:r>
-                </m:e>
-              </m:acc>
-            </m:e>
-            <m:sub>
-              <m:r>
-                <m:t>0</m:t>
-              </m:r>
-            </m:sub>
-          </m:sSub>
-          <m:r>
-            <m:rPr>
-              <m:sty m:val="p"/>
-            </m:rPr>
-            <m:t>)</m:t>
-          </m:r>
-          <m:r>
-            <m:rPr>
-              <m:sty m:val="p"/>
-            </m:rPr>
             <m:t>.</m:t>
           </m:r>
           <m:r>
@@ -8113,7 +8032,85 @@
         <w:pStyle w:val="FirstParagraph"/>
       </w:pPr>
       <w:r>
-        <w:t xml:space="preserve">(this is their sampler with the extra noise set to zero). The test</w:t>
+        <w:t xml:space="preserve">At the final step</w:t>
+      </w:r>
+      <w:r>
+        <w:t xml:space="preserve"> </w:t>
+      </w:r>
+      <m:oMath>
+        <m:sSub>
+          <m:e>
+            <m:acc>
+              <m:accPr>
+                <m:chr m:val="‾"/>
+              </m:accPr>
+              <m:e>
+                <m:r>
+                  <m:t>α</m:t>
+                </m:r>
+              </m:e>
+            </m:acc>
+          </m:e>
+          <m:sub>
+            <m:sSup>
+              <m:e>
+                <m:r>
+                  <m:t>t</m:t>
+                </m:r>
+              </m:e>
+              <m:sup>
+                <m:r>
+                  <m:rPr>
+                    <m:sty m:val="p"/>
+                  </m:rPr>
+                  <m:t>′</m:t>
+                </m:r>
+              </m:sup>
+            </m:sSup>
+          </m:sub>
+        </m:sSub>
+        <m:r>
+          <m:rPr>
+            <m:sty m:val="p"/>
+          </m:rPr>
+          <m:t>=</m:t>
+        </m:r>
+        <m:r>
+          <m:t>1</m:t>
+        </m:r>
+      </m:oMath>
+      <w:r>
+        <w:t xml:space="preserve">, so the last output is</w:t>
+      </w:r>
+      <w:r>
+        <w:t xml:space="preserve"> </w:t>
+      </w:r>
+      <m:oMath>
+        <m:sSub>
+          <m:e>
+            <m:acc>
+              <m:accPr>
+                <m:chr m:val="̂"/>
+              </m:accPr>
+              <m:e>
+                <m:r>
+                  <m:t>x</m:t>
+                </m:r>
+              </m:e>
+            </m:acc>
+          </m:e>
+          <m:sub>
+            <m:r>
+              <m:t>0</m:t>
+            </m:r>
+          </m:sub>
+        </m:sSub>
+      </m:oMath>
+      <w:r>
+        <w:t xml:space="preserve"> </w:t>
+      </w:r>
+      <w:r>
+        <w:t xml:space="preserve">itself. (This is their sampler with the extra noise set to zero.) The test</w:t>
       </w:r>
       <w:r>
         <w:t xml:space="preserve"> </w:t>
@@ -9820,80 +9817,219 @@
           <m:jc m:val="center"/>
         </m:oMathParaPr>
         <m:oMath>
-          <m:r>
-            <m:rPr>
-              <m:scr m:val="script"/>
-              <m:sty m:val="p"/>
-            </m:rPr>
-            <m:t>L</m:t>
-          </m:r>
-          <m:r>
-            <m:rPr>
-              <m:sty m:val="p"/>
-            </m:rPr>
-            <m:t>=</m:t>
-          </m:r>
-          <m:r>
-            <m:rPr>
-              <m:sty m:val="p"/>
-            </m:rPr>
-            <m:t>−</m:t>
-          </m:r>
-          <m:f>
-            <m:fPr>
-              <m:type m:val="bar"/>
-            </m:fPr>
-            <m:num>
+          <m:eqArr>
+            <m:e>
               <m:r>
-                <m:t>1</m:t>
-              </m:r>
-            </m:num>
-            <m:den>
-              <m:r>
-                <m:t>2</m:t>
+                <m:rPr>
+                  <m:scr m:val="script"/>
+                  <m:sty m:val="p"/>
+                </m:rPr>
+                <m:t>L</m:t>
               </m:r>
               <m:r>
-                <m:t>N</m:t>
+                <m:t>&amp;</m:t>
               </m:r>
-            </m:den>
-          </m:f>
-          <m:nary>
-            <m:naryPr>
-              <m:chr m:val="∑"/>
-              <m:limLoc m:val="undOvr"/>
-              <m:subHide m:val="off"/>
-              <m:supHide m:val="on"/>
-            </m:naryPr>
-            <m:sub>
               <m:r>
-                <m:t>i</m:t>
+                <m:rPr>
+                  <m:sty m:val="p"/>
+                </m:rPr>
+                <m:t>=</m:t>
               </m:r>
-            </m:sub>
-            <m:sup>
               <m:r>
-                <m:t>​</m:t>
+                <m:rPr>
+                  <m:sty m:val="p"/>
+                </m:rPr>
+                <m:t>−</m:t>
               </m:r>
-            </m:sup>
+              <m:f>
+                <m:fPr>
+                  <m:type m:val="bar"/>
+                </m:fPr>
+                <m:num>
+                  <m:r>
+                    <m:t>1</m:t>
+                  </m:r>
+                </m:num>
+                <m:den>
+                  <m:r>
+                    <m:t>2</m:t>
+                  </m:r>
+                  <m:r>
+                    <m:t>N</m:t>
+                  </m:r>
+                </m:den>
+              </m:f>
+              <m:nary>
+                <m:naryPr>
+                  <m:chr m:val="∑"/>
+                  <m:limLoc m:val="undOvr"/>
+                  <m:subHide m:val="off"/>
+                  <m:supHide m:val="on"/>
+                </m:naryPr>
+                <m:sub>
+                  <m:r>
+                    <m:t>i</m:t>
+                  </m:r>
+                </m:sub>
+                <m:sup>
+                  <m:r>
+                    <m:t>​</m:t>
+                  </m:r>
+                </m:sup>
+                <m:e>
+                  <m:d>
+                    <m:dPr>
+                      <m:begChr m:val="["/>
+                      <m:sepChr m:val=""/>
+                      <m:endChr m:val="]"/>
+                      <m:grow/>
+                    </m:dPr>
+                    <m:e>
+                      <m:sSubSup>
+                        <m:e>
+                          <m:r>
+                            <m:t>ℓ</m:t>
+                          </m:r>
+                        </m:e>
+                        <m:sub>
+                          <m:r>
+                            <m:t>i</m:t>
+                          </m:r>
+                        </m:sub>
+                        <m:sup>
+                          <m:r>
+                            <m:rPr>
+                              <m:nor/>
+                              <m:sty m:val="p"/>
+                            </m:rPr>
+                            <m:t>row</m:t>
+                          </m:r>
+                        </m:sup>
+                      </m:sSubSup>
+                      <m:r>
+                        <m:rPr>
+                          <m:sty m:val="p"/>
+                        </m:rPr>
+                        <m:t>+</m:t>
+                      </m:r>
+                      <m:sSubSup>
+                        <m:e>
+                          <m:r>
+                            <m:t>ℓ</m:t>
+                          </m:r>
+                        </m:e>
+                        <m:sub>
+                          <m:r>
+                            <m:t>i</m:t>
+                          </m:r>
+                        </m:sub>
+                        <m:sup>
+                          <m:r>
+                            <m:rPr>
+                              <m:nor/>
+                              <m:sty m:val="p"/>
+                            </m:rPr>
+                            <m:t>col</m:t>
+                          </m:r>
+                        </m:sup>
+                      </m:sSubSup>
+                    </m:e>
+                  </m:d>
+                </m:e>
+              </m:nary>
+              <m:r>
+                <m:rPr>
+                  <m:sty m:val="p"/>
+                </m:rPr>
+                <m:t>,</m:t>
+              </m:r>
+            </m:e>
             <m:e>
-              <m:d>
-                <m:dPr>
-                  <m:begChr m:val="["/>
-                  <m:sepChr m:val=""/>
-                  <m:endChr m:val="]"/>
-                  <m:grow/>
-                </m:dPr>
+              <m:sSubSup>
                 <m:e>
                   <m:r>
+                    <m:t>ℓ</m:t>
+                  </m:r>
+                </m:e>
+                <m:sub>
+                  <m:r>
+                    <m:t>i</m:t>
+                  </m:r>
+                </m:sub>
+                <m:sup>
+                  <m:r>
                     <m:rPr>
+                      <m:nor/>
                       <m:sty m:val="p"/>
                     </m:rPr>
-                    <m:t>ln</m:t>
+                    <m:t>row</m:t>
                   </m:r>
-                  <m:f>
-                    <m:fPr>
-                      <m:type m:val="bar"/>
-                    </m:fPr>
-                    <m:num>
+                </m:sup>
+              </m:sSubSup>
+              <m:r>
+                <m:t>&amp;</m:t>
+              </m:r>
+              <m:r>
+                <m:rPr>
+                  <m:sty m:val="p"/>
+                </m:rPr>
+                <m:t>=</m:t>
+              </m:r>
+              <m:r>
+                <m:rPr>
+                  <m:sty m:val="p"/>
+                </m:rPr>
+                <m:t>ln</m:t>
+              </m:r>
+              <m:f>
+                <m:fPr>
+                  <m:type m:val="bar"/>
+                </m:fPr>
+                <m:num>
+                  <m:sSup>
+                    <m:e>
+                      <m:r>
+                        <m:t>e</m:t>
+                      </m:r>
+                    </m:e>
+                    <m:sup>
+                      <m:sSub>
+                        <m:e>
+                          <m:r>
+                            <m:t>S</m:t>
+                          </m:r>
+                        </m:e>
+                        <m:sub>
+                          <m:r>
+                            <m:t>i</m:t>
+                          </m:r>
+                          <m:r>
+                            <m:t>i</m:t>
+                          </m:r>
+                        </m:sub>
+                      </m:sSub>
+                    </m:sup>
+                  </m:sSup>
+                </m:num>
+                <m:den>
+                  <m:nary>
+                    <m:naryPr>
+                      <m:chr m:val="∑"/>
+                      <m:limLoc m:val="undOvr"/>
+                      <m:subHide m:val="off"/>
+                      <m:supHide m:val="on"/>
+                    </m:naryPr>
+                    <m:sub>
+                      <m:r>
+                        <m:t>j</m:t>
+                      </m:r>
+                    </m:sub>
+                    <m:sup>
+                      <m:r>
+                        <m:t>​</m:t>
+                      </m:r>
+                    </m:sup>
+                    <m:e>
                       <m:sSup>
                         <m:e>
                           <m:r>
@@ -9912,77 +10048,109 @@
                                 <m:t>i</m:t>
                               </m:r>
                               <m:r>
-                                <m:t>i</m:t>
+                                <m:t>j</m:t>
                               </m:r>
                             </m:sub>
                           </m:sSub>
                         </m:sup>
                       </m:sSup>
-                    </m:num>
-                    <m:den>
-                      <m:nary>
-                        <m:naryPr>
-                          <m:chr m:val="∑"/>
-                          <m:limLoc m:val="undOvr"/>
-                          <m:subHide m:val="off"/>
-                          <m:supHide m:val="on"/>
-                        </m:naryPr>
+                    </m:e>
+                  </m:nary>
+                </m:den>
+              </m:f>
+              <m:r>
+                <m:rPr>
+                  <m:sty m:val="p"/>
+                </m:rPr>
+                <m:t>,</m:t>
+              </m:r>
+            </m:e>
+            <m:e>
+              <m:sSubSup>
+                <m:e>
+                  <m:r>
+                    <m:t>ℓ</m:t>
+                  </m:r>
+                </m:e>
+                <m:sub>
+                  <m:r>
+                    <m:t>i</m:t>
+                  </m:r>
+                </m:sub>
+                <m:sup>
+                  <m:r>
+                    <m:rPr>
+                      <m:nor/>
+                      <m:sty m:val="p"/>
+                    </m:rPr>
+                    <m:t>col</m:t>
+                  </m:r>
+                </m:sup>
+              </m:sSubSup>
+              <m:r>
+                <m:t>&amp;</m:t>
+              </m:r>
+              <m:r>
+                <m:rPr>
+                  <m:sty m:val="p"/>
+                </m:rPr>
+                <m:t>=</m:t>
+              </m:r>
+              <m:r>
+                <m:rPr>
+                  <m:sty m:val="p"/>
+                </m:rPr>
+                <m:t>ln</m:t>
+              </m:r>
+              <m:f>
+                <m:fPr>
+                  <m:type m:val="bar"/>
+                </m:fPr>
+                <m:num>
+                  <m:sSup>
+                    <m:e>
+                      <m:r>
+                        <m:t>e</m:t>
+                      </m:r>
+                    </m:e>
+                    <m:sup>
+                      <m:sSub>
+                        <m:e>
+                          <m:r>
+                            <m:t>S</m:t>
+                          </m:r>
+                        </m:e>
                         <m:sub>
                           <m:r>
-                            <m:t>j</m:t>
+                            <m:t>i</m:t>
+                          </m:r>
+                          <m:r>
+                            <m:t>i</m:t>
                           </m:r>
                         </m:sub>
-                        <m:sup>
-                          <m:r>
-                            <m:t>​</m:t>
-                          </m:r>
-                        </m:sup>
-                        <m:e>
-                          <m:sSup>
-                            <m:e>
-                              <m:r>
-                                <m:t>e</m:t>
-                              </m:r>
-                            </m:e>
-                            <m:sup>
-                              <m:sSub>
-                                <m:e>
-                                  <m:r>
-                                    <m:t>S</m:t>
-                                  </m:r>
-                                </m:e>
-                                <m:sub>
-                                  <m:r>
-                                    <m:t>i</m:t>
-                                  </m:r>
-                                  <m:r>
-                                    <m:t>j</m:t>
-                                  </m:r>
-                                </m:sub>
-                              </m:sSub>
-                            </m:sup>
-                          </m:sSup>
-                        </m:e>
-                      </m:nary>
-                    </m:den>
-                  </m:f>
-                  <m:r>
-                    <m:rPr>
-                      <m:sty m:val="p"/>
-                    </m:rPr>
-                    <m:t>+</m:t>
-                  </m:r>
-                  <m:r>
-                    <m:rPr>
-                      <m:sty m:val="p"/>
-                    </m:rPr>
-                    <m:t>ln</m:t>
-                  </m:r>
-                  <m:f>
-                    <m:fPr>
-                      <m:type m:val="bar"/>
-                    </m:fPr>
-                    <m:num>
+                      </m:sSub>
+                    </m:sup>
+                  </m:sSup>
+                </m:num>
+                <m:den>
+                  <m:nary>
+                    <m:naryPr>
+                      <m:chr m:val="∑"/>
+                      <m:limLoc m:val="undOvr"/>
+                      <m:subHide m:val="off"/>
+                      <m:supHide m:val="on"/>
+                    </m:naryPr>
+                    <m:sub>
+                      <m:r>
+                        <m:t>j</m:t>
+                      </m:r>
+                    </m:sub>
+                    <m:sup>
+                      <m:r>
+                        <m:t>​</m:t>
+                      </m:r>
+                    </m:sup>
+                    <m:e>
                       <m:sSup>
                         <m:e>
                           <m:r>
@@ -9998,7 +10166,7 @@
                             </m:e>
                             <m:sub>
                               <m:r>
-                                <m:t>i</m:t>
+                                <m:t>j</m:t>
                               </m:r>
                               <m:r>
                                 <m:t>i</m:t>
@@ -10007,64 +10175,18 @@
                           </m:sSub>
                         </m:sup>
                       </m:sSup>
-                    </m:num>
-                    <m:den>
-                      <m:nary>
-                        <m:naryPr>
-                          <m:chr m:val="∑"/>
-                          <m:limLoc m:val="undOvr"/>
-                          <m:subHide m:val="off"/>
-                          <m:supHide m:val="on"/>
-                        </m:naryPr>
-                        <m:sub>
-                          <m:r>
-                            <m:t>j</m:t>
-                          </m:r>
-                        </m:sub>
-                        <m:sup>
-                          <m:r>
-                            <m:t>​</m:t>
-                          </m:r>
-                        </m:sup>
-                        <m:e>
-                          <m:sSup>
-                            <m:e>
-                              <m:r>
-                                <m:t>e</m:t>
-                              </m:r>
-                            </m:e>
-                            <m:sup>
-                              <m:sSub>
-                                <m:e>
-                                  <m:r>
-                                    <m:t>S</m:t>
-                                  </m:r>
-                                </m:e>
-                                <m:sub>
-                                  <m:r>
-                                    <m:t>j</m:t>
-                                  </m:r>
-                                  <m:r>
-                                    <m:t>i</m:t>
-                                  </m:r>
-                                </m:sub>
-                              </m:sSub>
-                            </m:sup>
-                          </m:sSup>
-                        </m:e>
-                      </m:nary>
-                    </m:den>
-                  </m:f>
-                </m:e>
-              </m:d>
+                    </m:e>
+                  </m:nary>
+                </m:den>
+              </m:f>
+              <m:r>
+                <m:rPr>
+                  <m:sty m:val="p"/>
+                </m:rPr>
+                <m:t>.</m:t>
+              </m:r>
             </m:e>
-          </m:nary>
-          <m:r>
-            <m:rPr>
-              <m:sty m:val="p"/>
-            </m:rPr>
-            <m:t>.</m:t>
-          </m:r>
+          </m:eqArr>
           <m:r>
             <m:t>  </m:t>
           </m:r>
@@ -10291,7 +10413,7 @@
         </m:d>
       </m:oMath>
       <w:r>
-        <w:t xml:space="preserve">, pushed back through the normalisation and the encoders (the test</w:t>
+        <w:t xml:space="preserve">, pushed back through the normalisation and the encoders (the CLIP gradient test in</w:t>
       </w:r>
       <w:r>
         <w:t xml:space="preserve"> </w:t>
@@ -10300,7 +10422,7 @@
         <w:rPr>
           <w:rStyle w:val="VerbatimChar"/>
         </w:rPr>
-        <w:t xml:space="preserve">test_clip_gradients_match_finite_differences_and_training_aligns_pairs</w:t>
+        <w:t xml:space="preserve">test_multimodal_np.py</w:t>
       </w:r>
       <w:r>
         <w:t xml:space="preserve"> </w:t>
@@ -11675,7 +11797,7 @@
         <w:pStyle w:val="FirstParagraph"/>
       </w:pPr>
       <w:r>
-        <w:t xml:space="preserve">Sound is a waveform: 16{,}000 numbers per second at 16 kHz. Speech models do not read it directly; they read a</w:t>
+        <w:t xml:space="preserve">Sound is a waveform: 16,000 numbers per second at 16 kHz. Speech models do not read it directly; they read a</w:t>
       </w:r>
       <w:r>
         <w:t xml:space="preserve"> </w:t>
@@ -11872,7 +11994,7 @@
         <w:pStyle w:val="BodyText"/>
       </w:pPr>
       <w:r>
-        <w:t xml:space="preserve">The numbers: 1.5 s gives 151 frames (the extra one comes from padding the signal so that frames are centred); 30 s gives 3001 frames of 80 numbers. The waveform has 16{,}000 numbers per second; the log-mel features have</w:t>
+        <w:t xml:space="preserve">The numbers: 1.5 s gives 151 frames (the extra one comes from padding the signal so that frames are centred); 30 s gives 3001 frames of 80 numbers. The waveform has 16,000 numbers per second; the log-mel features have</w:t>
       </w:r>
       <w:r>
         <w:t xml:space="preserve"> </w:t>
